--- a/04_Resume/Matthew_Brown_Resume_Implementation.docx
+++ b/04_Resume/Matthew_Brown_Resume_Implementation.docx
@@ -61,7 +61,7 @@
           <w:sz w:val="20"/>
           <w:szCs w:val="20"/>
         </w:rPr>
-        <w:t xml:space="preserve">Implementation and customer success leader with 8 years across enterprise SaaS onboarding, account management, and operations architecture. Most recently took a field management platform (Fieldwire) from an unused license to the system of record for a commercial subcontractor — 1,000+ tracked work units, verification gates, and a field reporting cadence — then productized the method for outside clients. Repeatable pattern: enter an ambiguous environment, build the structure the platform is missing, and drive adoption at the field level, where it usually dies.</w:t>
+        <w:t>Implementation and customer success leader with 8 years across B2B sales, SaaS customer success and onboarding, and operations. Most recently took a field management platform (Fieldwire) from an unused license to the system of record for a commercial subcontractor — 1,000+ tracked work units, verification gates, and a field reporting cadence — then productized the method for outside contractors. Repeatable pattern: enter an ambiguous environment, build the structure the platform is missing, and drive adoption at the field level, where it usually dies.</w:t>
       </w:r>
     </w:p>
     <w:p>
